--- a/public/documents/templates/inplant-agreement-template-new.docx
+++ b/public/documents/templates/inplant-agreement-template-new.docx
@@ -1398,7 +1398,7 @@
           <w:szCs w:val="20"/>
         </w:rPr>
         <w:tab/>
-        <w:t xml:space="preserve">                 Dean, College of Arts and Sciences</w:t>
+        <w:t xml:space="preserve">                 Dean, ${college_name}</w:t>
       </w:r>
     </w:p>
     <w:p>
